--- a/companies/calderwood-partners/Engagements/Garza, Leblanc and Porter/Meeting Minutes 2009-12-16 - Garza, Leblanc and Porter.docx
+++ b/companies/calderwood-partners/Engagements/Garza, Leblanc and Porter/Meeting Minutes 2009-12-16 - Garza, Leblanc and Porter.docx
@@ -3,8 +3,16 @@
 <w:document xmlns:wpc="http://schemas.microsoft.com/office/word/2010/wordprocessingCanvas" xmlns:mo="http://schemas.microsoft.com/office/mac/office/2008/main" xmlns:mc="http://schemas.openxmlformats.org/markup-compatibility/2006" xmlns:mv="urn:schemas-microsoft-com:mac:vml" xmlns:o="urn:schemas-microsoft-com:office:office" xmlns:r="http://schemas.openxmlformats.org/officeDocument/2006/relationships" xmlns:m="http://schemas.openxmlformats.org/officeDocument/2006/math" xmlns:v="urn:schemas-microsoft-com:vml" xmlns:wp14="http://schemas.microsoft.com/office/word/2010/wordprocessingDrawing" xmlns:wp="http://schemas.openxmlformats.org/drawingml/2006/wordprocessingDrawing" xmlns:w10="urn:schemas-microsoft-com:office:word" xmlns:w="http://schemas.openxmlformats.org/wordprocessingml/2006/main" xmlns:w14="http://schemas.microsoft.com/office/word/2010/wordml" xmlns:wpg="http://schemas.microsoft.com/office/word/2010/wordprocessingGroup" xmlns:wpi="http://schemas.microsoft.com/office/word/2010/wordprocessingInk" xmlns:wne="http://schemas.microsoft.com/office/word/2006/wordml" xmlns:wps="http://schemas.microsoft.com/office/word/2010/wordprocessingShape" mc:Ignorable="w14 wp14">
   <w:body>
     <w:p>
+      <w:pPr>
+        <w:pStyle w:val="Heading1"/>
+      </w:pPr>
       <w:r>
-        <w:t>Minutes of a working session on the pricing engagement for Garza, Leblanc and Porter, recorded by Brenda Rodriguez. The session reviewed the near-final pricing recommendations with the client and settled what remains before we deliver. The notes follow in the order the meeting took the material.</w:t>
+        <w:t>Working Session — Pricing Recommendation Review</w:t>
+      </w:r>
+    </w:p>
+    <w:p>
+      <w:r>
+        <w:t>The session ended with the pricing recommendation substantially in agreement: the price architecture and the discount governance now stand as the team will carry them into the final readout, with two data points still to close before then. These minutes, recorded by Brenda Rodriguez, follow the order the discussion took.</w:t>
       </w:r>
     </w:p>
     <w:p>
@@ -12,7 +20,7 @@
         <w:pStyle w:val="Heading2"/>
       </w:pPr>
       <w:r>
-        <w:t>Present</w:t>
+        <w:t>Attendees</w:t>
       </w:r>
     </w:p>
     <w:p>
@@ -20,7 +28,7 @@
         <w:pStyle w:val="ListBullet"/>
       </w:pPr>
       <w:r>
-        <w:t>Brenda Rodriguez, Senior Consultant</w:t>
+        <w:t>Brenda Rodriguez, Senior Consultant, Calderwood Partners</w:t>
       </w:r>
     </w:p>
     <w:p>
@@ -28,7 +36,7 @@
         <w:pStyle w:val="ListBullet"/>
       </w:pPr>
       <w:r>
-        <w:t>Mary Parker, Research Associate</w:t>
+        <w:t>Mary Parker, Research Associate, Calderwood Partners</w:t>
       </w:r>
     </w:p>
     <w:p>
@@ -36,7 +44,7 @@
         <w:pStyle w:val="ListBullet"/>
       </w:pPr>
       <w:r>
-        <w:t>Deborah Gordon, Associate</w:t>
+        <w:t>Deborah Gordon, Associate, Calderwood Partners</w:t>
       </w:r>
     </w:p>
     <w:p>
@@ -52,12 +60,12 @@
         <w:pStyle w:val="Heading2"/>
       </w:pPr>
       <w:r>
-        <w:t>Review of the recommendations</w:t>
+        <w:t>Benchmarking and realized price</w:t>
       </w:r>
     </w:p>
     <w:p>
       <w:r>
-        <w:t>Brenda Rodriguez walked the group through the recommendations as they now stand. The core of the proposal has not changed from the last draft: segment-level pricing guidance, a tighter structure for approving discounts, and specific corrections on the dozen accounts where price realization has drifted furthest below the average of the book. The supporting numbers are now complete. The two rebate months that were open at the last status are reconciled, and with them in place the concentration finding holds at the account level rather than only at the segment total. Barbara Ward accepted the diagnosis and did not contest the account list. Brenda Rodriguez was careful to note that the estimated benefit assumes the approval structure is actually enforced, which is a matter of execution and not of analysis, and she asked that the benefit be carried as a range until the transition is designed.</w:t>
+        <w:t>Deborah Gordon took the group through the final benchmarking exhibit. The realized-price gap holds up against the outside comparators: on the two largest lines the company keeps less of its list price than the near set does, and most of that gap traces to discretionary discounting rather than to freight or rebate terms. Barbara Ward asked whether the comparator set was truly like-for-like. Deborah Gordon walked through how each comparator was chosen and where the two weakest matches sit, and agreed to mark those two on the exhibit so the caveat travels with the number.</w:t>
       </w:r>
     </w:p>
     <w:p>
@@ -65,12 +73,12 @@
         <w:pStyle w:val="Heading2"/>
       </w:pPr>
       <w:r>
-        <w:t>Making it work day to day</w:t>
+        <w:t>Segment profitability</w:t>
       </w:r>
     </w:p>
     <w:p>
       <w:r>
-        <w:t>Barbara Ward raised the practical side. Her concern was less with the pricing logic than with how the approval structure would run in practice: who signs off on an exception, how long an approval takes, and what becomes of a quote already sitting in a customer's hands when the new guidance takes effect. Mary Parker had the transaction detail at hand and confirmed that roughly one quote in six now in circulation would fall outside the proposed guidance, a larger share than Barbara Ward had assumed. The group agreed the rollout needs a defined transition period rather than a hard cutover, and that an exception has to clear within a day or the field will route around it. Deborah Gordon reported on the two commercial managers she and Mary Parker had sat with earlier in the week. Both accepted the logic of segment-level guidance but pushed back on removing discretion entirely on the smallest accounts, where the cost of processing an approval exceeds the price at stake. Brenda Rodriguez agreed to set a threshold below which the existing discretion stands and to size that threshold from the transaction data rather than pick it by feel.</w:t>
+        <w:t>Deborah Gordon then set the realized-price picture beside the cost read, segment by segment. Two segments carry most of the recoverable margin: in both, price has drifted down over the period while cost has held, so the loss is in realization rather than in cost. A third segment looks worse on price but turns out to carry genuine cost-to-serve that the discounts had been partly covering, and the group agreed to treat it on its own so the recommendation does not chase a number that is not really there. Barbara Ward confirmed the third segment matched what her operations team had seen on the ground.</w:t>
       </w:r>
     </w:p>
     <w:p>
@@ -78,12 +86,12 @@
         <w:pStyle w:val="Heading2"/>
       </w:pPr>
       <w:r>
-        <w:t>Open before delivery</w:t>
+        <w:t>Price architecture and discount governance</w:t>
       </w:r>
     </w:p>
     <w:p>
       <w:r>
-        <w:t>Two questions remain before the final material is ready. Deborah Gordon is redrafting the recommendation summary so that the segment guidance reads as instructions a sales manager can act on, not as analysis he has to interpret. And the transition Barbara Ward asked for has to be written into the plan with specific dates, which depends on when Garza, Leblanc and Porter means to communicate the change to its own people. Barbara Ward will confirm that timing.</w:t>
+        <w:t>Brenda Rodriguez laid out the proposed architecture: a tighter list structure on the two largest lines, a tiered discount schedule keyed to order size and commitment, and an approval threshold above which a discount needs a manager's sign-off. Barbara Ward raised the practical question of whether her field organization could administer the tiers as drafted without slowing quotes to customers. The group agreed to simplify the top two tiers and to test the approval threshold against a sample of last year's orders before it is fixed, so the rule is set at a level the field can actually work with.</w:t>
       </w:r>
     </w:p>
     <w:p>
@@ -91,7 +99,20 @@
         <w:pStyle w:val="Heading2"/>
       </w:pPr>
       <w:r>
-        <w:t>Actions</w:t>
+        <w:t>Competitive scan</w:t>
+      </w:r>
+    </w:p>
+    <w:p>
+      <w:r>
+        <w:t>Mary Parker summarized the competitive price scan and noted two published competitor price points that had come in since the last draft, both of which sit above the company's realized price on the comparable line. Barbara Ward flagged a third competitor she wanted included and said she could point Mary Parker to a recent quote her team had seen. The scan stays a supporting read rather than the basis for any single price, and the group kept it in that place.</w:t>
+      </w:r>
+    </w:p>
+    <w:p>
+      <w:pPr>
+        <w:pStyle w:val="Heading2"/>
+      </w:pPr>
+      <w:r>
+        <w:t>Action items</w:t>
       </w:r>
     </w:p>
     <w:tbl>
@@ -115,7 +136,7 @@
               <w:rPr>
                 <w:b/>
               </w:rPr>
-              <w:t>Action</w:t>
+              <w:t>Item</w:t>
             </w:r>
           </w:p>
         </w:tc>
@@ -153,7 +174,7 @@
           </w:tcPr>
           <w:p>
             <w:r>
-              <w:t>Lock the account corrections now that the rebate detail is reconciled</w:t>
+              <w:t>Reconcile the two open rebate fields on the smaller lines and close the leakage read</w:t>
             </w:r>
           </w:p>
         </w:tc>
@@ -173,7 +194,7 @@
           </w:tcPr>
           <w:p>
             <w:r>
-              <w:t>This week</w:t>
+              <w:t>Before the final readout</w:t>
             </w:r>
           </w:p>
         </w:tc>
@@ -185,71 +206,7 @@
           </w:tcPr>
           <w:p>
             <w:r>
-              <w:t>Size the small-account threshold below which existing discretion stands</w:t>
-            </w:r>
-          </w:p>
-        </w:tc>
-        <w:tc>
-          <w:tcPr>
-            <w:tcW w:type="dxa" w:w="2880"/>
-          </w:tcPr>
-          <w:p>
-            <w:r>
-              <w:t>Brenda Rodriguez</w:t>
-            </w:r>
-          </w:p>
-        </w:tc>
-        <w:tc>
-          <w:tcPr>
-            <w:tcW w:type="dxa" w:w="2880"/>
-          </w:tcPr>
-          <w:p>
-            <w:r>
-              <w:t>Before the final draft</w:t>
-            </w:r>
-          </w:p>
-        </w:tc>
-      </w:tr>
-      <w:tr>
-        <w:tc>
-          <w:tcPr>
-            <w:tcW w:type="dxa" w:w="2880"/>
-          </w:tcPr>
-          <w:p>
-            <w:r>
-              <w:t>Redraft the recommendation summary as manager-level guidance</w:t>
-            </w:r>
-          </w:p>
-        </w:tc>
-        <w:tc>
-          <w:tcPr>
-            <w:tcW w:type="dxa" w:w="2880"/>
-          </w:tcPr>
-          <w:p>
-            <w:r>
-              <w:t>Deborah Gordon</w:t>
-            </w:r>
-          </w:p>
-        </w:tc>
-        <w:tc>
-          <w:tcPr>
-            <w:tcW w:type="dxa" w:w="2880"/>
-          </w:tcPr>
-          <w:p>
-            <w:r>
-              <w:t>Before the final draft</w:t>
-            </w:r>
-          </w:p>
-        </w:tc>
-      </w:tr>
-      <w:tr>
-        <w:tc>
-          <w:tcPr>
-            <w:tcW w:type="dxa" w:w="2880"/>
-          </w:tcPr>
-          <w:p>
-            <w:r>
-              <w:t>Pull the full list of open quotes that fall outside the proposed guidance</w:t>
+              <w:t>Add the two new competitor price points and the third comparator Barbara Ward flagged</w:t>
             </w:r>
           </w:p>
         </w:tc>
@@ -281,7 +238,39 @@
           </w:tcPr>
           <w:p>
             <w:r>
-              <w:t>Confirm the internal communication timing so the transition dates can be set</w:t>
+              <w:t>Mark the two weakest comparator matches on the benchmarking exhibit</w:t>
+            </w:r>
+          </w:p>
+        </w:tc>
+        <w:tc>
+          <w:tcPr>
+            <w:tcW w:type="dxa" w:w="2880"/>
+          </w:tcPr>
+          <w:p>
+            <w:r>
+              <w:t>Deborah Gordon</w:t>
+            </w:r>
+          </w:p>
+        </w:tc>
+        <w:tc>
+          <w:tcPr>
+            <w:tcW w:type="dxa" w:w="2880"/>
+          </w:tcPr>
+          <w:p>
+            <w:r>
+              <w:t>Before the final readout</w:t>
+            </w:r>
+          </w:p>
+        </w:tc>
+      </w:tr>
+      <w:tr>
+        <w:tc>
+          <w:tcPr>
+            <w:tcW w:type="dxa" w:w="2880"/>
+          </w:tcPr>
+          <w:p>
+            <w:r>
+              <w:t>Confirm the field can administer the simplified discount tiers</w:t>
             </w:r>
           </w:p>
         </w:tc>
@@ -301,7 +290,7 @@
           </w:tcPr>
           <w:p>
             <w:r>
-              <w:t>By the next session</w:t>
+              <w:t>Before the final readout</w:t>
             </w:r>
           </w:p>
         </w:tc>
@@ -309,7 +298,7 @@
     </w:tbl>
     <w:p>
       <w:r>
-        <w:t>The next working session will be set once Barbara Ward confirms the communication timing.</w:t>
+        <w:t>The next step is Brenda Rodriguez pulling the agreed architecture and governance into the draft recommendation for the final readout; the two open data points are the only items that gate it.</w:t>
       </w:r>
     </w:p>
     <w:sectPr>
